--- a/docs/Plan_de_Pruebas_de_Software_AgentePro.docx
+++ b/docs/Plan_de_Pruebas_de_Software_AgentePro.docx
@@ -85,10 +85,24 @@
         <w:rPr>
           <w:b/>
         </w:rPr>
-        <w:t xml:space="preserve">Autor: </w:t>
+        <w:t xml:space="preserve">Autor principal: </w:t>
       </w:r>
       <w:r>
         <w:t>Italo Eduardo Reyes Cordero</w:t>
+      </w:r>
+    </w:p>
+    <w:p>
+      <w:pPr>
+        <w:jc w:val="center"/>
+      </w:pPr>
+      <w:r>
+        <w:rPr>
+          <w:b/>
+        </w:rPr>
+        <w:t xml:space="preserve">Coautores: </w:t>
+      </w:r>
+      <w:r>
+        <w:t>Jack Joshua Bendezu Lagos; Dickmar Wilber Julca Laureano</w:t>
       </w:r>
     </w:p>
     <w:p>
@@ -434,7 +448,7 @@
               <w:rPr>
                 <w:b/>
               </w:rPr>
-              <w:t>Autor</w:t>
+              <w:t>Autor principal y titular</w:t>
             </w:r>
           </w:p>
         </w:tc>
@@ -445,6 +459,31 @@
           <w:p>
             <w:r>
               <w:t>Italo Eduardo Reyes Cordero</w:t>
+            </w:r>
+          </w:p>
+        </w:tc>
+      </w:tr>
+      <w:tr>
+        <w:tc>
+          <w:tcPr>
+            <w:tcW w:type="dxa" w:w="4320"/>
+          </w:tcPr>
+          <w:p>
+            <w:r>
+              <w:rPr>
+                <w:b/>
+              </w:rPr>
+              <w:t>Coautores</w:t>
+            </w:r>
+          </w:p>
+        </w:tc>
+        <w:tc>
+          <w:tcPr>
+            <w:tcW w:type="dxa" w:w="4320"/>
+          </w:tcPr>
+          <w:p>
+            <w:r>
+              <w:t>Jack Joshua Bendezu Lagos; Dickmar Wilber Julca Laureano</w:t>
             </w:r>
           </w:p>
         </w:tc>
@@ -2246,6 +2285,14 @@
         <w:t>El software AgentePro fue sometido a un conjunto amplio de pruebas unitarias, de integración, funcionales y de seguridad, con resultados satisfactorios y sin defectos críticos pendientes. El sistema cumple los criterios de salida definidos en este plan y se considera apto para su despliegue, sujeto a la configuración de las claves de los servicios externos en el entorno de producción.</w:t>
       </w:r>
     </w:p>
+    <w:p>
+      <w:pPr>
+        <w:jc w:val="both"/>
+      </w:pPr>
+      <w:r>
+        <w:t>El presente plan fue elaborado por el equipo de desarrollo de AgentePro, estudiantes de la Universidad Continental, bajo la asesoría del docente Maglioni Arana Caparachin.</w:t>
+      </w:r>
+    </w:p>
     <w:p/>
     <w:p/>
     <w:p>
@@ -2271,7 +2318,7 @@
         <w:br/>
       </w:r>
       <w:r>
-        <w:t>Autor y responsable de calidad</w:t>
+        <w:t>Autor principal, titular y responsable de calidad</w:t>
         <w:br/>
       </w:r>
       <w:r>
@@ -2279,7 +2326,7 @@
         <w:br/>
       </w:r>
       <w:r>
-        <w:t>Huancayo, Perú, 2026</w:t>
+        <w:t>Huancayo, 5 de junio de 2026</w:t>
       </w:r>
     </w:p>
     <w:sectPr>
